--- a/Portfolio/1. Csoport Portfólió.docx
+++ b/Portfolio/1. Csoport Portfólió.docx
@@ -92,7 +92,7 @@
     </w:p>
     <w:p>
       <w:pPr>
-        <w:spacing w:after="3360"/>
+        <w:spacing w:after="1560"/>
         <w:ind w:left="1418" w:hanging="1418"/>
         <w:jc w:val="center"/>
         <w:rPr>
@@ -177,8 +177,82 @@
     <w:p>
       <w:pPr>
         <w:pStyle w:val="Listaszerbekezds"/>
-        <w:spacing w:after="3120"/>
+        <w:spacing w:after="0"/>
         <w:jc w:val="center"/>
+        <w:rPr>
+          <w:rFonts w:ascii="Times New Roman" w:hAnsi="Times New Roman" w:cs="Times New Roman"/>
+          <w:sz w:val="36"/>
+          <w:szCs w:val="36"/>
+        </w:rPr>
+      </w:pPr>
+      <w:proofErr w:type="spellStart"/>
+      <w:r>
+        <w:rPr>
+          <w:rFonts w:ascii="Times New Roman" w:hAnsi="Times New Roman" w:cs="Times New Roman"/>
+          <w:sz w:val="36"/>
+          <w:szCs w:val="36"/>
+        </w:rPr>
+        <w:t>Kotlár</w:t>
+      </w:r>
+      <w:proofErr w:type="spellEnd"/>
+      <w:r>
+        <w:rPr>
+          <w:rFonts w:ascii="Times New Roman" w:hAnsi="Times New Roman" w:cs="Times New Roman"/>
+          <w:sz w:val="36"/>
+          <w:szCs w:val="36"/>
+        </w:rPr>
+        <w:t xml:space="preserve"> Mátyás Levente</w:t>
+      </w:r>
+    </w:p>
+    <w:p>
+      <w:pPr>
+        <w:pStyle w:val="Listaszerbekezds"/>
+        <w:spacing w:before="1080" w:after="0"/>
+        <w:ind w:left="113" w:right="227"/>
+        <w:contextualSpacing w:val="0"/>
+        <w:rPr>
+          <w:rFonts w:ascii="Arial" w:hAnsi="Arial" w:cs="Arial"/>
+          <w:sz w:val="36"/>
+          <w:szCs w:val="36"/>
+        </w:rPr>
+      </w:pPr>
+      <w:r>
+        <w:rPr>
+          <w:rFonts w:ascii="Arial" w:hAnsi="Arial" w:cs="Arial"/>
+          <w:sz w:val="36"/>
+          <w:szCs w:val="36"/>
+        </w:rPr>
+        <w:t>Ózd, 202</w:t>
+      </w:r>
+      <w:r>
+        <w:rPr>
+          <w:rFonts w:ascii="Arial" w:hAnsi="Arial" w:cs="Arial"/>
+          <w:sz w:val="36"/>
+          <w:szCs w:val="36"/>
+        </w:rPr>
+        <w:t xml:space="preserve">5-2026 </w:t>
+      </w:r>
+      <w:bookmarkStart w:id="0" w:name="_GoBack"/>
+      <w:bookmarkEnd w:id="0"/>
+      <w:r>
+        <w:rPr>
+          <w:rFonts w:ascii="Arial" w:hAnsi="Arial" w:cs="Arial"/>
+          <w:sz w:val="36"/>
+          <w:szCs w:val="36"/>
+        </w:rPr>
+        <w:t>tanév</w:t>
+      </w:r>
+    </w:p>
+    <w:p>
+      <w:r>
+        <w:br w:type="page"/>
+      </w:r>
+    </w:p>
+    <w:p>
+      <w:pPr>
+        <w:pStyle w:val="Listaszerbekezds"/>
+        <w:spacing w:before="840" w:after="0"/>
+        <w:ind w:left="113" w:right="227"/>
         <w:rPr>
           <w:rStyle w:val="Kiemels2"/>
           <w:rFonts w:ascii="Times New Roman" w:hAnsi="Times New Roman" w:cs="Times New Roman"/>
@@ -188,24 +262,6 @@
           <w:szCs w:val="36"/>
         </w:rPr>
       </w:pPr>
-      <w:proofErr w:type="spellStart"/>
-      <w:r>
-        <w:rPr>
-          <w:rFonts w:ascii="Times New Roman" w:hAnsi="Times New Roman" w:cs="Times New Roman"/>
-          <w:sz w:val="36"/>
-          <w:szCs w:val="36"/>
-        </w:rPr>
-        <w:t>Kotlár</w:t>
-      </w:r>
-      <w:proofErr w:type="spellEnd"/>
-      <w:r>
-        <w:rPr>
-          <w:rFonts w:ascii="Times New Roman" w:hAnsi="Times New Roman" w:cs="Times New Roman"/>
-          <w:sz w:val="36"/>
-          <w:szCs w:val="36"/>
-        </w:rPr>
-        <w:t xml:space="preserve"> Mátyás Levente</w:t>
-      </w:r>
     </w:p>
     <w:p>
       <w:pPr>
@@ -224,7 +280,6 @@
           <w:color w:val="000000" w:themeColor="text1"/>
           <w:sz w:val="44"/>
         </w:rPr>
-        <w:lastRenderedPageBreak/>
         <w:t>A projektcsapat bemutatása</w:t>
       </w:r>
     </w:p>
@@ -3900,7 +3955,7 @@
           <w:sz w:val="36"/>
         </w:rPr>
       </w:pPr>
-      <w:bookmarkStart w:id="0" w:name="_Toc227837931"/>
+      <w:bookmarkStart w:id="1" w:name="_Toc227837931"/>
       <w:r>
         <w:rPr>
           <w:rFonts w:ascii="Times New Roman" w:hAnsi="Times New Roman" w:cs="Times New Roman"/>
@@ -3929,7 +3984,7 @@
         </w:rPr>
         <w:t xml:space="preserve"> vállalat hálózati tervezésébe</w:t>
       </w:r>
-      <w:bookmarkEnd w:id="0"/>
+      <w:bookmarkEnd w:id="1"/>
     </w:p>
     <w:p>
       <w:pPr>
@@ -4068,7 +4123,7 @@
           <w:color w:val="000000" w:themeColor="text1"/>
         </w:rPr>
       </w:pPr>
-      <w:bookmarkStart w:id="1" w:name="_Toc227837932"/>
+      <w:bookmarkStart w:id="2" w:name="_Toc227837932"/>
       <w:r>
         <w:rPr>
           <w:rFonts w:ascii="Times New Roman" w:hAnsi="Times New Roman" w:cs="Times New Roman"/>
@@ -4076,7 +4131,7 @@
         </w:rPr>
         <w:t>2. A hálózat célja és követelményei</w:t>
       </w:r>
-      <w:bookmarkEnd w:id="1"/>
+      <w:bookmarkEnd w:id="2"/>
     </w:p>
     <w:p>
       <w:pPr>
@@ -4231,7 +4286,7 @@
           <w:color w:val="000000" w:themeColor="text1"/>
         </w:rPr>
       </w:pPr>
-      <w:bookmarkStart w:id="2" w:name="_Toc227837933"/>
+      <w:bookmarkStart w:id="3" w:name="_Toc227837933"/>
       <w:r>
         <w:rPr>
           <w:rFonts w:ascii="Times New Roman" w:hAnsi="Times New Roman" w:cs="Times New Roman"/>
@@ -4240,7 +4295,7 @@
         </w:rPr>
         <w:t>3. Hálózati topológia áttekintése</w:t>
       </w:r>
-      <w:bookmarkEnd w:id="2"/>
+      <w:bookmarkEnd w:id="3"/>
     </w:p>
     <w:p>
       <w:pPr>
@@ -4451,7 +4506,7 @@
           <w:color w:val="000000" w:themeColor="text1"/>
         </w:rPr>
       </w:pPr>
-      <w:bookmarkStart w:id="3" w:name="_Toc227837934"/>
+      <w:bookmarkStart w:id="4" w:name="_Toc227837934"/>
       <w:r>
         <w:rPr>
           <w:rFonts w:ascii="Times New Roman" w:hAnsi="Times New Roman" w:cs="Times New Roman"/>
@@ -4460,7 +4515,7 @@
         </w:rPr>
         <w:t>4. VLAN struktúra és hálózati szegmentáció</w:t>
       </w:r>
-      <w:bookmarkEnd w:id="3"/>
+      <w:bookmarkEnd w:id="4"/>
     </w:p>
     <w:p>
       <w:pPr>
@@ -4557,15 +4612,7 @@
         <w:rPr>
           <w:color w:val="000000" w:themeColor="text1"/>
         </w:rPr>
-        <w:t xml:space="preserve"> osztható, </w:t>
-      </w:r>
-      <w:bookmarkStart w:id="4" w:name="_GoBack"/>
-      <w:bookmarkEnd w:id="4"/>
-      <w:r>
-        <w:rPr>
-          <w:color w:val="000000" w:themeColor="text1"/>
-        </w:rPr>
-        <w:t>ami jelentősen csökkenti a felesleges forgalmat és növeli a teljesítményt.</w:t>
+        <w:t xml:space="preserve"> osztható, ami jelentősen csökkenti a felesleges forgalmat és növeli a teljesítményt.</w:t>
       </w:r>
     </w:p>
     <w:p>
@@ -15629,6 +15676,7 @@
         <w:docPartUnique/>
       </w:docPartObj>
     </w:sdtPr>
+    <w:sdtEndPr/>
     <w:sdtContent>
       <w:p>
         <w:pPr>
@@ -16787,7 +16835,7 @@
 </file>
 
 <file path=customXml/itemProps1.xml><?xml version="1.0" encoding="utf-8"?>
-<ds:datastoreItem xmlns:ds="http://schemas.openxmlformats.org/officeDocument/2006/customXml" ds:itemID="{5CE94CD1-AA5B-4748-BBA1-82AE51CFBFB6}">
+<ds:datastoreItem xmlns:ds="http://schemas.openxmlformats.org/officeDocument/2006/customXml" ds:itemID="{FFDC073C-23BF-4587-AFC3-1207256C5C3D}">
   <ds:schemaRefs>
     <ds:schemaRef ds:uri="http://schemas.openxmlformats.org/officeDocument/2006/bibliography"/>
   </ds:schemaRefs>
